--- a/applications/STRONG/Keen360 - CRM Business Configuration Analyst - 2026-09-25/cover_letter.docx
+++ b/applications/STRONG/Keen360 - CRM Business Configuration Analyst - 2026-09-25/cover_letter.docx
@@ -199,7 +199,7 @@
           <w:color w:val="09152A"/>
           <w:sz w:val="22"/>
         </w:rPr>
-        <w:t>My primary no-code CRM platform is Airtable, which I've deployed end-to-end for multiple client organizations. At Catalyzt Nutrition, I built the full CRM and operations infrastructure from scratch: linked record architecture, role-based interfaces, multi-step automation workflows with conditional logic, client-facing intake forms with validation, and dashboard layers for leadership reporting. I integrated the system with HubSpot and third-party tools via API triggers, and I extended native platform capabilities with custom JavaScript through the Scripting Extension when the built-in automation logic wasn't sufficient. At Ferguson Enterprises, I designed and deployed a centralized Airtable project management system adopted company-wide, running requirements sessions with C-suite and VP-level stakeholders and managing delivery through Agile sprints. In my current freelance contractor work across callcathai.online, primelayertrades.com, and hereraspreadsheets.com, I own the full client delivery arc across three concurrent engagements with no management overhead — which maps directly to Keen360's self-directed operating model.</w:t>
+        <w:t>My primary no-code CRM platform is Airtable, which I've deployed end-to-end for multiple client organizations. At Catalyzt Nutrition, I built the full CRM and operations infrastructure from scratch: linked record architecture, role-based interfaces, multi-step automation workflows with conditional logic, client-facing intake forms with validation, and dashboard layers for leadership reporting. I integrated the system with HubSpot and third-party tools via API triggers, and I extended native platform capabilities with custom JavaScript through the Scripting Extension when the built-in automation logic wasn't sufficient. At Ferguson Enterprises, I designed and deployed a centralized Airtable project management system adopted company-wide, running requirements sessions with C-suite and VP-level stakeholders and managing delivery through Agile sprints. In my current freelance contractor work across callcatchai.online, primelayertrades.com, and hereraspreadsheets.com, I own the full client delivery arc across three concurrent engagements with no management overhead — which maps directly to Keen360's self-directed operating model.</w:t>
       </w:r>
     </w:p>
     <w:p>
